--- a/钓鱼玩法.docx
+++ b/钓鱼玩法.docx
@@ -19,24 +19,12 @@
     </w:p>
     <w:p>
       <w:pPr>
-        <w:jc w:val="center"/>
-        <w:rPr>
-          <w:rFonts w:hint="eastAsia"/>
-        </w:rPr>
-      </w:pPr>
-      <w:r>
-        <w:rPr>
-          <w:rFonts w:hint="eastAsia"/>
-        </w:rPr>
-        <w:t>ver0.3</w:t>
-      </w:r>
-    </w:p>
-    <w:p>
-      <w:pPr>
         <w:pBdr>
           <w:bottom w:val="none" w:color="auto" w:sz="0" w:space="0"/>
         </w:pBdr>
       </w:pPr>
+      <w:bookmarkStart w:id="1" w:name="_GoBack"/>
+      <w:bookmarkEnd w:id="1"/>
     </w:p>
     <w:p>
       <w:pPr>
@@ -2471,7 +2459,6 @@
             <w:insideH w:val="none" w:color="auto" w:sz="0" w:space="0"/>
             <w:insideV w:val="none" w:color="auto" w:sz="0" w:space="0"/>
           </w:tblBorders>
-          <w:shd w:val="clear" w:color="auto" w:fill="auto"/>
           <w:tblCellMar>
             <w:top w:w="15" w:type="dxa"/>
             <w:left w:w="15" w:type="dxa"/>
@@ -5018,15 +5005,7 @@
         <w:rPr>
           <w:rFonts w:hint="eastAsia"/>
         </w:rPr>
-        <w:t>（3）有</w:t>
-      </w:r>
-      <w:bookmarkStart w:id="1" w:name="_GoBack"/>
-      <w:bookmarkEnd w:id="1"/>
-      <w:r>
-        <w:rPr>
-          <w:rFonts w:hint="eastAsia"/>
-        </w:rPr>
-        <w:t>标记功能。</w:t>
+        <w:t>（3）有标记功能。</w:t>
       </w:r>
     </w:p>
     <w:p>
